--- a/docs/reference/2026-jun-aug/03-performance-diagnostics.md.docx
+++ b/docs/reference/2026-jun-aug/03-performance-diagnostics.md.docx
@@ -7,7 +7,7 @@
         <w:pStyle w:val="Heading1"/>
         <w:rPr/>
       </w:pPr>
-      <w:bookmarkStart w:colFirst="0" w:colLast="0" w:name="_qm617p28pyxb" w:id="0"/>
+      <w:bookmarkStart w:colFirst="0" w:colLast="0" w:name="_godzrgf1ndq7" w:id="0"/>
       <w:bookmarkEnd w:id="0"/>
       <w:r>
         <w:rPr>
@@ -104,7 +104,7 @@
         <w:pStyle w:val="Heading2"/>
         <w:rPr/>
       </w:pPr>
-      <w:bookmarkStart w:colFirst="0" w:colLast="0" w:name="_gxbfdy1qy2jy" w:id="1"/>
+      <w:bookmarkStart w:colFirst="0" w:colLast="0" w:name="_vgl3lkyx1gxb" w:id="1"/>
       <w:bookmarkEnd w:id="1"/>
       <w:r>
         <w:rPr>
@@ -603,7 +603,7 @@
         <w:pStyle w:val="Heading2"/>
         <w:rPr/>
       </w:pPr>
-      <w:bookmarkStart w:colFirst="0" w:colLast="0" w:name="_tf60ie9wl6sq" w:id="2"/>
+      <w:bookmarkStart w:colFirst="0" w:colLast="0" w:name="_38lp021oeysq" w:id="2"/>
       <w:bookmarkEnd w:id="2"/>
       <w:r>
         <w:rPr>
@@ -728,7 +728,7 @@
         <w:pStyle w:val="Heading2"/>
         <w:rPr/>
       </w:pPr>
-      <w:bookmarkStart w:colFirst="0" w:colLast="0" w:name="_uxinm3ynffqm" w:id="3"/>
+      <w:bookmarkStart w:colFirst="0" w:colLast="0" w:name="_jd6vx8chgan1" w:id="3"/>
       <w:bookmarkEnd w:id="3"/>
       <w:r>
         <w:rPr>
@@ -2130,7 +2130,7 @@
         <w:pStyle w:val="Heading2"/>
         <w:rPr/>
       </w:pPr>
-      <w:bookmarkStart w:colFirst="0" w:colLast="0" w:name="_9cx9p52igeiq" w:id="4"/>
+      <w:bookmarkStart w:colFirst="0" w:colLast="0" w:name="_6s3lg8n3atp" w:id="4"/>
       <w:bookmarkEnd w:id="4"/>
       <w:r>
         <w:rPr>
@@ -2146,6 +2146,7 @@
           <w:numId w:val="3"/>
         </w:numPr>
         <w:ind w:left="720" w:hanging="360"/>
+        <w:rPr/>
       </w:pPr>
       <w:r>
         <w:rPr>
@@ -2169,6 +2170,7 @@
           <w:numId w:val="3"/>
         </w:numPr>
         <w:ind w:left="720" w:hanging="360"/>
+        <w:rPr/>
       </w:pPr>
       <w:r>
         <w:rPr>
@@ -2192,6 +2194,7 @@
           <w:numId w:val="3"/>
         </w:numPr>
         <w:ind w:left="720" w:hanging="360"/>
+        <w:rPr/>
       </w:pPr>
       <w:r>
         <w:rPr>
@@ -2213,7 +2216,7 @@
         <w:pStyle w:val="Heading2"/>
         <w:rPr/>
       </w:pPr>
-      <w:bookmarkStart w:colFirst="0" w:colLast="0" w:name="_s9ifr8o62n4y" w:id="5"/>
+      <w:bookmarkStart w:colFirst="0" w:colLast="0" w:name="_3drv70qahyes" w:id="5"/>
       <w:bookmarkEnd w:id="5"/>
       <w:r>
         <w:rPr>
@@ -2308,7 +2311,7 @@
         <w:pStyle w:val="Heading2"/>
         <w:rPr/>
       </w:pPr>
-      <w:bookmarkStart w:colFirst="0" w:colLast="0" w:name="_3p7r1ur541ok" w:id="6"/>
+      <w:bookmarkStart w:colFirst="0" w:colLast="0" w:name="_9djnnl5si36n" w:id="6"/>
       <w:bookmarkEnd w:id="6"/>
       <w:r>
         <w:rPr>
@@ -2360,6 +2363,7 @@
           <w:numId w:val="1"/>
         </w:numPr>
         <w:ind w:left="720" w:hanging="360"/>
+        <w:rPr/>
       </w:pPr>
       <w:r>
         <w:rPr>
@@ -2375,6 +2379,7 @@
           <w:numId w:val="1"/>
         </w:numPr>
         <w:ind w:left="720" w:hanging="360"/>
+        <w:rPr/>
       </w:pPr>
       <w:r>
         <w:rPr>
@@ -2390,6 +2395,7 @@
           <w:numId w:val="1"/>
         </w:numPr>
         <w:ind w:left="720" w:hanging="360"/>
+        <w:rPr/>
       </w:pPr>
       <w:r>
         <w:rPr>
@@ -2405,6 +2411,7 @@
           <w:numId w:val="1"/>
         </w:numPr>
         <w:ind w:left="720" w:hanging="360"/>
+        <w:rPr/>
       </w:pPr>
       <w:r>
         <w:rPr>
@@ -2420,6 +2427,7 @@
           <w:numId w:val="1"/>
         </w:numPr>
         <w:ind w:left="720" w:hanging="360"/>
+        <w:rPr/>
       </w:pPr>
       <w:r>
         <w:rPr>
@@ -2525,7 +2533,7 @@
         <w:pStyle w:val="Heading2"/>
         <w:rPr/>
       </w:pPr>
-      <w:bookmarkStart w:colFirst="0" w:colLast="0" w:name="_9enqx1h66vgb" w:id="7"/>
+      <w:bookmarkStart w:colFirst="0" w:colLast="0" w:name="_xrebbcwikvdw" w:id="7"/>
       <w:bookmarkEnd w:id="7"/>
       <w:r>
         <w:rPr>
@@ -2541,6 +2549,7 @@
           <w:numId w:val="2"/>
         </w:numPr>
         <w:ind w:left="720" w:hanging="360"/>
+        <w:rPr/>
       </w:pPr>
       <w:r>
         <w:rPr>
@@ -2577,6 +2586,7 @@
           <w:numId w:val="2"/>
         </w:numPr>
         <w:ind w:left="720" w:hanging="360"/>
+        <w:rPr/>
       </w:pPr>
       <w:r>
         <w:rPr>
@@ -2599,6 +2609,7 @@
           <w:numId w:val="2"/>
         </w:numPr>
         <w:ind w:left="720" w:hanging="360"/>
+        <w:rPr/>
       </w:pPr>
       <w:r>
         <w:rPr>
@@ -2621,6 +2632,7 @@
           <w:numId w:val="2"/>
         </w:numPr>
         <w:ind w:left="720" w:hanging="360"/>
+        <w:rPr/>
       </w:pPr>
       <w:r>
         <w:rPr>
@@ -2643,6 +2655,7 @@
           <w:numId w:val="2"/>
         </w:numPr>
         <w:ind w:left="720" w:hanging="360"/>
+        <w:rPr/>
       </w:pPr>
       <w:r>
         <w:rPr>
@@ -2665,6 +2678,7 @@
           <w:numId w:val="2"/>
         </w:numPr>
         <w:ind w:left="720" w:hanging="360"/>
+        <w:rPr/>
       </w:pPr>
       <w:r>
         <w:rPr>
@@ -2687,6 +2701,7 @@
           <w:numId w:val="2"/>
         </w:numPr>
         <w:ind w:left="720" w:hanging="360"/>
+        <w:rPr/>
       </w:pPr>
       <w:r>
         <w:rPr>
@@ -2709,6 +2724,7 @@
           <w:numId w:val="2"/>
         </w:numPr>
         <w:ind w:left="720" w:hanging="360"/>
+        <w:rPr/>
       </w:pPr>
       <w:r>
         <w:rPr>
@@ -2731,6 +2747,7 @@
           <w:numId w:val="2"/>
         </w:numPr>
         <w:ind w:left="720" w:hanging="360"/>
+        <w:rPr/>
       </w:pPr>
       <w:r>
         <w:rPr>
